--- a/8_Sammel-und-Reflexions-Template.docx
+++ b/8_Sammel-und-Reflexions-Template.docx
@@ -66,7 +66,7 @@
           <w:b w:val="0"/>
           <w:i w:val="0"/>
         </w:rPr>
-        <w:t>Legt vor dem Tag ein Board an (Edumaps, Padlet, ein geteiltes Dokument, egal was). Für jede Gruppe eine Karte oder Zeile mit den Feldern unten. Die Gruppen füllen selbst aus, das spart die Abschrift und macht die Ergebnisschau in fünf Minuten möglich.</w:t>
+        <w:t>Legt vor dem Tag ein Board an, egal ob Edumaps, Padlet oder ein geteiltes Dokument. Für jede Gruppe eine Karte mit den Feldern unten. Ausgefüllt wird von den Gruppen selbst. Das spart euch die Abschrift und macht die Ergebnisschau in fünf Minuten möglich.</w:t>
       </w:r>
     </w:p>
     <w:p>
@@ -326,7 +326,7 @@
           <w:b w:val="0"/>
           <w:i w:val="0"/>
         </w:rPr>
-        <w:t>Startet mit einem kurzen Galeriegang: alle schauen sich die Karten der anderen an, dann redet ihr entlang dieser Fragen. Nicht alle abarbeiten, zwei bis drei pro Runde reichen.</w:t>
+        <w:t>Startet mit einem kurzen Galeriegang, alle schauen sich die Karten der anderen an. Danach redet ihr entlang dieser Fragen. Arbeitet sie nicht alle ab, zwei bis drei pro Runde reichen völlig.</w:t>
       </w:r>
     </w:p>
     <w:p>

--- a/8_Sammel-und-Reflexions-Template.docx
+++ b/8_Sammel-und-Reflexions-Template.docx
@@ -9,7 +9,7 @@
       <w:r>
         <w:rPr>
           <w:b/>
-          <w:color w:val="595959"/>
+          <w:color w:val="5D6B62"/>
           <w:sz w:val="19"/>
         </w:rPr>
         <w:t>ERGEBNISSE · BEIDE PHASEN</w:t>
@@ -22,7 +22,7 @@
       <w:r>
         <w:rPr>
           <w:b/>
-          <w:color w:val="1F4E79"/>
+          <w:color w:val="0F3D2A"/>
           <w:sz w:val="40"/>
         </w:rPr>
         <w:t>Sammeln und Reflektieren</w:t>
@@ -35,7 +35,7 @@
       <w:r>
         <w:rPr>
           <w:i/>
-          <w:color w:val="595959"/>
+          <w:color w:val="5D6B62"/>
           <w:sz w:val="23"/>
         </w:rPr>
         <w:t>Ein toolneutrales Raster für Edumaps, Padlet oder jedes andere Board</w:t>
@@ -45,7 +45,7 @@
       <w:pPr>
         <w:spacing w:after="160"/>
         <w:pBdr>
-          <w:bottom w:val="single" w:sz="12" w:space="1" w:color="1F4E79"/>
+          <w:bottom w:val="single" w:sz="12" w:space="1" w:color="0F3D2A"/>
         </w:pBdr>
       </w:pPr>
     </w:p>
@@ -423,7 +423,7 @@
         <w:tc>
           <w:tcPr>
             <w:tcW w:type="dxa" w:w="8640"/>
-            <w:shd w:val="clear" w:color="auto" w:fill="E7F1EA"/>
+            <w:shd w:val="clear" w:color="auto" w:fill="EAF3EE"/>
           </w:tcPr>
           <w:p>
             <w:pPr>
@@ -454,8 +454,8 @@
     <w:p/>
     <w:sectPr>
       <w:footerReference w:type="default" r:id="rId9"/>
-      <w:pgSz w:w="12240" w:h="15840"/>
-      <w:pgMar w:top="1440" w:right="1800" w:bottom="1440" w:left="1800" w:header="720" w:footer="720" w:gutter="0"/>
+      <w:pgSz w:w="11906" w:h="16838"/>
+      <w:pgMar w:top="1417" w:right="1701" w:bottom="1247" w:left="1701" w:header="720" w:footer="720" w:gutter="0"/>
       <w:cols w:space="720"/>
       <w:docGrid w:linePitch="360"/>
     </w:sectPr>
@@ -472,10 +472,11 @@
     </w:pPr>
     <w:r>
       <w:rPr>
-        <w:color w:val="595959"/>
+        <w:rFonts w:ascii="Calibri" w:hAnsi="Calibri"/>
+        <w:color w:val="5D6B62"/>
         <w:sz w:val="16"/>
       </w:rPr>
-      <w:t>Master-Paket „Medienpädagogischer Tag KI“ · frei anpassbar · Namen/Räume sind Platzhalter</w:t>
+      <w:t>Master-Paket „Medienpädagogischer Tag KI“ · beide Phasen · frei anpassbar</w:t>
     </w:r>
   </w:p>
 </w:ftr>
@@ -845,7 +846,7 @@
     <w:qFormat/>
     <w:rsid w:val="00FC693F"/>
     <w:pPr>
-      <w:spacing w:after="120" w:line="264" w:lineRule="auto"/>
+      <w:spacing w:after="140" w:line="276" w:lineRule="auto"/>
     </w:pPr>
     <w:rPr>
       <w:rFonts w:ascii="Calibri" w:hAnsi="Calibri"/>
@@ -907,15 +908,15 @@
     <w:pPr>
       <w:keepNext/>
       <w:keepLines/>
-      <w:spacing w:before="240" w:after="80"/>
+      <w:spacing w:before="320" w:after="100"/>
       <w:outlineLvl w:val="0"/>
     </w:pPr>
     <w:rPr>
       <w:rFonts w:asciiTheme="majorHAnsi" w:eastAsiaTheme="majorEastAsia" w:hAnsiTheme="majorHAnsi" w:cstheme="majorBidi" w:ascii="Calibri" w:hAnsi="Calibri"/>
       <w:b/>
       <w:bCs/>
-      <w:color w:val="1F4E79"/>
-      <w:sz w:val="32"/>
+      <w:color w:val="0F3D2A"/>
+      <w:sz w:val="36"/>
       <w:szCs w:val="28"/>
     </w:rPr>
   </w:style>
@@ -931,15 +932,15 @@
     <w:pPr>
       <w:keepNext/>
       <w:keepLines/>
-      <w:spacing w:before="240" w:after="80"/>
+      <w:spacing w:before="240" w:after="100"/>
       <w:outlineLvl w:val="1"/>
     </w:pPr>
     <w:rPr>
       <w:rFonts w:asciiTheme="majorHAnsi" w:eastAsiaTheme="majorEastAsia" w:hAnsiTheme="majorHAnsi" w:cstheme="majorBidi" w:ascii="Calibri" w:hAnsi="Calibri"/>
       <w:b/>
       <w:bCs/>
-      <w:color w:val="1F4E79"/>
-      <w:sz w:val="26"/>
+      <w:color w:val="0F3D2A"/>
+      <w:sz w:val="28"/>
       <w:szCs w:val="26"/>
     </w:rPr>
   </w:style>
@@ -955,15 +956,15 @@
     <w:pPr>
       <w:keepNext/>
       <w:keepLines/>
-      <w:spacing w:before="240" w:after="80"/>
+      <w:spacing w:before="240" w:after="100"/>
       <w:outlineLvl w:val="2"/>
     </w:pPr>
     <w:rPr>
       <w:rFonts w:asciiTheme="majorHAnsi" w:eastAsiaTheme="majorEastAsia" w:hAnsiTheme="majorHAnsi" w:cstheme="majorBidi" w:ascii="Calibri" w:hAnsi="Calibri"/>
       <w:b/>
       <w:bCs/>
-      <w:color w:val="1F4E79"/>
-      <w:sz w:val="23"/>
+      <w:color w:val="0F3D2A"/>
+      <w:sz w:val="24"/>
     </w:rPr>
   </w:style>
   <w:style w:type="paragraph" w:styleId="Heading4">
